--- a/Checkpoint_2_1/Required_Capstone_Checkpoint_2_1_Worksheet.docx
+++ b/Checkpoint_2_1/Required_Capstone_Checkpoint_2_1_Worksheet.docx
@@ -1450,50 +1450,66 @@
                 <w:szCs w:val="24"/>
               </w:rPr>
             </w:pPr>
-            <w:r>
-              <w:rPr>
-                <w:sz w:val="24"/>
-                <w:szCs w:val="24"/>
-              </w:rPr>
-              <w:t xml:space="preserve">Code document </w:t>
-            </w:r>
-            <w:r>
-              <w:rPr>
-                <w:sz w:val="24"/>
-                <w:szCs w:val="24"/>
-              </w:rPr>
-              <w:t>–</w:t>
-            </w:r>
-            <w:r>
-              <w:rPr>
-                <w:sz w:val="24"/>
-                <w:szCs w:val="24"/>
-              </w:rPr>
-              <w:t xml:space="preserve"> </w:t>
-            </w:r>
-            <w:proofErr w:type="gramStart"/>
-            <w:r>
-              <w:rPr>
-                <w:sz w:val="24"/>
-                <w:szCs w:val="24"/>
-              </w:rPr>
-              <w:t>Hybrid</w:t>
-            </w:r>
-            <w:r>
-              <w:rPr>
-                <w:sz w:val="24"/>
-                <w:szCs w:val="24"/>
-              </w:rPr>
-              <w:t>(</w:t>
-            </w:r>
-            <w:proofErr w:type="gramEnd"/>
-            <w:r>
-              <w:rPr>
-                <w:sz w:val="24"/>
-                <w:szCs w:val="24"/>
-              </w:rPr>
-              <w:t>Step 3 – Hybrid retrieval</w:t>
-            </w:r>
+            <w:hyperlink r:id="rId8" w:history="1">
+              <w:r>
+                <w:rPr>
+                  <w:rStyle w:val="Hyperlink"/>
+                  <w:sz w:val="24"/>
+                  <w:szCs w:val="24"/>
+                </w:rPr>
+                <w:t xml:space="preserve">Code document </w:t>
+              </w:r>
+              <w:r>
+                <w:rPr>
+                  <w:rStyle w:val="Hyperlink"/>
+                  <w:sz w:val="24"/>
+                  <w:szCs w:val="24"/>
+                </w:rPr>
+                <w:t>–</w:t>
+              </w:r>
+              <w:r>
+                <w:rPr>
+                  <w:rStyle w:val="Hyperlink"/>
+                  <w:sz w:val="24"/>
+                  <w:szCs w:val="24"/>
+                </w:rPr>
+                <w:t xml:space="preserve"> </w:t>
+              </w:r>
+              <w:proofErr w:type="gramStart"/>
+              <w:r>
+                <w:rPr>
+                  <w:rStyle w:val="Hyperlink"/>
+                  <w:sz w:val="24"/>
+                  <w:szCs w:val="24"/>
+                </w:rPr>
+                <w:t>Hybrid</w:t>
+              </w:r>
+              <w:r>
+                <w:rPr>
+                  <w:rStyle w:val="Hyperlink"/>
+                  <w:sz w:val="24"/>
+                  <w:szCs w:val="24"/>
+                </w:rPr>
+                <w:t>(</w:t>
+              </w:r>
+              <w:proofErr w:type="gramEnd"/>
+              <w:r>
+                <w:rPr>
+                  <w:rStyle w:val="Hyperlink"/>
+                  <w:sz w:val="24"/>
+                  <w:szCs w:val="24"/>
+                </w:rPr>
+                <w:t>Step 3 – Hybrid retrieval</w:t>
+              </w:r>
+              <w:r>
+                <w:rPr>
+                  <w:rStyle w:val="Hyperlink"/>
+                  <w:sz w:val="24"/>
+                  <w:szCs w:val="24"/>
+                </w:rPr>
+                <w:t>)</w:t>
+              </w:r>
+            </w:hyperlink>
           </w:p>
           <w:p>
             <w:pPr>
@@ -1508,13 +1524,16 @@
                 <w:szCs w:val="24"/>
               </w:rPr>
             </w:pPr>
-            <w:r>
-              <w:rPr>
-                <w:sz w:val="24"/>
-                <w:szCs w:val="24"/>
-              </w:rPr>
-              <w:t>Log file</w:t>
-            </w:r>
+            <w:hyperlink r:id="rId9" w:history="1">
+              <w:r>
+                <w:rPr>
+                  <w:rStyle w:val="Hyperlink"/>
+                  <w:sz w:val="24"/>
+                  <w:szCs w:val="24"/>
+                </w:rPr>
+                <w:t>Log file</w:t>
+              </w:r>
+            </w:hyperlink>
           </w:p>
           <w:p>
             <w:pPr>
@@ -1571,7 +1590,21 @@
                 <w:sz w:val="24"/>
                 <w:szCs w:val="24"/>
               </w:rPr>
-              <w:t xml:space="preserve"> the end of the file</w:t>
+              <w:t xml:space="preserve"> the end of th</w:t>
+            </w:r>
+            <w:r>
+              <w:rPr>
+                <w:sz w:val="24"/>
+                <w:szCs w:val="24"/>
+              </w:rPr>
+              <w:t>is</w:t>
+            </w:r>
+            <w:r>
+              <w:rPr>
+                <w:sz w:val="24"/>
+                <w:szCs w:val="24"/>
+              </w:rPr>
+              <w:t xml:space="preserve"> file</w:t>
             </w:r>
           </w:p>
         </w:tc>
@@ -2144,16 +2177,7 @@
                 <w:sz w:val="24"/>
                 <w:szCs w:val="24"/>
               </w:rPr>
-              <w:t>R</w:t>
-            </w:r>
-            <w:r>
-              <w:rPr>
-                <w:b/>
-                <w:bCs/>
-                <w:sz w:val="24"/>
-                <w:szCs w:val="24"/>
-              </w:rPr>
-              <w:t>etrieved:</w:t>
+              <w:t>Retrieved:</w:t>
             </w:r>
             <w:r>
               <w:rPr>
@@ -2520,16 +2544,7 @@
                 <w:sz w:val="24"/>
                 <w:szCs w:val="24"/>
               </w:rPr>
-              <w:t>R</w:t>
-            </w:r>
-            <w:r>
-              <w:rPr>
-                <w:b/>
-                <w:bCs/>
-                <w:sz w:val="24"/>
-                <w:szCs w:val="24"/>
-              </w:rPr>
-              <w:t>etrieved:</w:t>
+              <w:t>Retrieved:</w:t>
             </w:r>
           </w:p>
           <w:p>
@@ -8782,7 +8797,7 @@
           <w:szCs w:val="18"/>
           <w:highlight w:val="darkGray"/>
         </w:rPr>
-        <w:t xml:space="preserve">        self._bm25 = </w:t>
+        <w:t xml:space="preserve">        </w:t>
       </w:r>
       <w:proofErr w:type="gramStart"/>
       <w:r>
@@ -8792,6 +8807,26 @@
           <w:szCs w:val="18"/>
           <w:highlight w:val="darkGray"/>
         </w:rPr>
+        <w:t>self._</w:t>
+      </w:r>
+      <w:proofErr w:type="gramEnd"/>
+      <w:r>
+        <w:rPr>
+          <w:rFonts w:ascii="Consolas" w:hAnsi="Consolas"/>
+          <w:sz w:val="18"/>
+          <w:szCs w:val="18"/>
+          <w:highlight w:val="darkGray"/>
+        </w:rPr>
+        <w:t xml:space="preserve">bm25 = </w:t>
+      </w:r>
+      <w:proofErr w:type="gramStart"/>
+      <w:r>
+        <w:rPr>
+          <w:rFonts w:ascii="Consolas" w:hAnsi="Consolas"/>
+          <w:sz w:val="18"/>
+          <w:szCs w:val="18"/>
+          <w:highlight w:val="darkGray"/>
+        </w:rPr>
         <w:t>BM25Okapi([</w:t>
       </w:r>
       <w:proofErr w:type="gramEnd"/>
@@ -8803,115 +8838,6 @@
           <w:highlight w:val="darkGray"/>
         </w:rPr>
         <w:t xml:space="preserve">tokenize(doc) for doc in </w:t>
-      </w:r>
-      <w:proofErr w:type="spellStart"/>
-      <w:r>
-        <w:rPr>
-          <w:rFonts w:ascii="Consolas" w:hAnsi="Consolas"/>
-          <w:sz w:val="18"/>
-          <w:szCs w:val="18"/>
-          <w:highlight w:val="darkGray"/>
-        </w:rPr>
-        <w:t>self._contents</w:t>
-      </w:r>
-      <w:proofErr w:type="spellEnd"/>
-      <w:r>
-        <w:rPr>
-          <w:rFonts w:ascii="Consolas" w:hAnsi="Consolas"/>
-          <w:sz w:val="18"/>
-          <w:szCs w:val="18"/>
-          <w:highlight w:val="darkGray"/>
-        </w:rPr>
-        <w:t>])</w:t>
-      </w:r>
-    </w:p>
-    <w:p>
-      <w:pPr>
-        <w:rPr>
-          <w:rFonts w:ascii="Consolas" w:hAnsi="Consolas"/>
-          <w:sz w:val="18"/>
-          <w:szCs w:val="18"/>
-          <w:highlight w:val="darkGray"/>
-        </w:rPr>
-      </w:pPr>
-      <w:r>
-        <w:rPr>
-          <w:rFonts w:ascii="Consolas" w:hAnsi="Consolas"/>
-          <w:sz w:val="18"/>
-          <w:szCs w:val="18"/>
-          <w:highlight w:val="darkGray"/>
-        </w:rPr>
-        <w:t xml:space="preserve">        </w:t>
-      </w:r>
-      <w:proofErr w:type="gramStart"/>
-      <w:r>
-        <w:rPr>
-          <w:rFonts w:ascii="Consolas" w:hAnsi="Consolas"/>
-          <w:sz w:val="18"/>
-          <w:szCs w:val="18"/>
-          <w:highlight w:val="darkGray"/>
-        </w:rPr>
-        <w:t>print(</w:t>
-      </w:r>
-      <w:proofErr w:type="gramEnd"/>
-    </w:p>
-    <w:p>
-      <w:pPr>
-        <w:rPr>
-          <w:rFonts w:ascii="Consolas" w:hAnsi="Consolas"/>
-          <w:sz w:val="18"/>
-          <w:szCs w:val="18"/>
-          <w:highlight w:val="darkGray"/>
-        </w:rPr>
-      </w:pPr>
-      <w:r>
-        <w:rPr>
-          <w:rFonts w:ascii="Consolas" w:hAnsi="Consolas"/>
-          <w:sz w:val="18"/>
-          <w:szCs w:val="18"/>
-          <w:highlight w:val="darkGray"/>
-        </w:rPr>
-        <w:t xml:space="preserve">            </w:t>
-      </w:r>
-      <w:proofErr w:type="spellStart"/>
-      <w:r>
-        <w:rPr>
-          <w:rFonts w:ascii="Consolas" w:hAnsi="Consolas"/>
-          <w:sz w:val="18"/>
-          <w:szCs w:val="18"/>
-          <w:highlight w:val="darkGray"/>
-        </w:rPr>
-        <w:t>f"Hybrid</w:t>
-      </w:r>
-      <w:proofErr w:type="spellEnd"/>
-      <w:r>
-        <w:rPr>
-          <w:rFonts w:ascii="Consolas" w:hAnsi="Consolas"/>
-          <w:sz w:val="18"/>
-          <w:szCs w:val="18"/>
-          <w:highlight w:val="darkGray"/>
-        </w:rPr>
-        <w:t xml:space="preserve"> retriever ready over {</w:t>
-      </w:r>
-      <w:proofErr w:type="spellStart"/>
-      <w:r>
-        <w:rPr>
-          <w:rFonts w:ascii="Consolas" w:hAnsi="Consolas"/>
-          <w:sz w:val="18"/>
-          <w:szCs w:val="18"/>
-          <w:highlight w:val="darkGray"/>
-        </w:rPr>
-        <w:t>len</w:t>
-      </w:r>
-      <w:proofErr w:type="spellEnd"/>
-      <w:r>
-        <w:rPr>
-          <w:rFonts w:ascii="Consolas" w:hAnsi="Consolas"/>
-          <w:sz w:val="18"/>
-          <w:szCs w:val="18"/>
-          <w:highlight w:val="darkGray"/>
-        </w:rPr>
-        <w:t>(</w:t>
       </w:r>
       <w:proofErr w:type="spellStart"/>
       <w:proofErr w:type="gramStart"/>
@@ -8922,6 +8848,126 @@
           <w:szCs w:val="18"/>
           <w:highlight w:val="darkGray"/>
         </w:rPr>
+        <w:t>self._</w:t>
+      </w:r>
+      <w:proofErr w:type="gramEnd"/>
+      <w:r>
+        <w:rPr>
+          <w:rFonts w:ascii="Consolas" w:hAnsi="Consolas"/>
+          <w:sz w:val="18"/>
+          <w:szCs w:val="18"/>
+          <w:highlight w:val="darkGray"/>
+        </w:rPr>
+        <w:t>contents</w:t>
+      </w:r>
+      <w:proofErr w:type="spellEnd"/>
+      <w:r>
+        <w:rPr>
+          <w:rFonts w:ascii="Consolas" w:hAnsi="Consolas"/>
+          <w:sz w:val="18"/>
+          <w:szCs w:val="18"/>
+          <w:highlight w:val="darkGray"/>
+        </w:rPr>
+        <w:t>])</w:t>
+      </w:r>
+    </w:p>
+    <w:p>
+      <w:pPr>
+        <w:rPr>
+          <w:rFonts w:ascii="Consolas" w:hAnsi="Consolas"/>
+          <w:sz w:val="18"/>
+          <w:szCs w:val="18"/>
+          <w:highlight w:val="darkGray"/>
+        </w:rPr>
+      </w:pPr>
+      <w:r>
+        <w:rPr>
+          <w:rFonts w:ascii="Consolas" w:hAnsi="Consolas"/>
+          <w:sz w:val="18"/>
+          <w:szCs w:val="18"/>
+          <w:highlight w:val="darkGray"/>
+        </w:rPr>
+        <w:t xml:space="preserve">        </w:t>
+      </w:r>
+      <w:proofErr w:type="gramStart"/>
+      <w:r>
+        <w:rPr>
+          <w:rFonts w:ascii="Consolas" w:hAnsi="Consolas"/>
+          <w:sz w:val="18"/>
+          <w:szCs w:val="18"/>
+          <w:highlight w:val="darkGray"/>
+        </w:rPr>
+        <w:t>print(</w:t>
+      </w:r>
+      <w:proofErr w:type="gramEnd"/>
+    </w:p>
+    <w:p>
+      <w:pPr>
+        <w:rPr>
+          <w:rFonts w:ascii="Consolas" w:hAnsi="Consolas"/>
+          <w:sz w:val="18"/>
+          <w:szCs w:val="18"/>
+          <w:highlight w:val="darkGray"/>
+        </w:rPr>
+      </w:pPr>
+      <w:r>
+        <w:rPr>
+          <w:rFonts w:ascii="Consolas" w:hAnsi="Consolas"/>
+          <w:sz w:val="18"/>
+          <w:szCs w:val="18"/>
+          <w:highlight w:val="darkGray"/>
+        </w:rPr>
+        <w:t xml:space="preserve">            </w:t>
+      </w:r>
+      <w:proofErr w:type="spellStart"/>
+      <w:r>
+        <w:rPr>
+          <w:rFonts w:ascii="Consolas" w:hAnsi="Consolas"/>
+          <w:sz w:val="18"/>
+          <w:szCs w:val="18"/>
+          <w:highlight w:val="darkGray"/>
+        </w:rPr>
+        <w:t>f"Hybrid</w:t>
+      </w:r>
+      <w:proofErr w:type="spellEnd"/>
+      <w:r>
+        <w:rPr>
+          <w:rFonts w:ascii="Consolas" w:hAnsi="Consolas"/>
+          <w:sz w:val="18"/>
+          <w:szCs w:val="18"/>
+          <w:highlight w:val="darkGray"/>
+        </w:rPr>
+        <w:t xml:space="preserve"> retriever ready over {</w:t>
+      </w:r>
+      <w:proofErr w:type="spellStart"/>
+      <w:r>
+        <w:rPr>
+          <w:rFonts w:ascii="Consolas" w:hAnsi="Consolas"/>
+          <w:sz w:val="18"/>
+          <w:szCs w:val="18"/>
+          <w:highlight w:val="darkGray"/>
+        </w:rPr>
+        <w:t>len</w:t>
+      </w:r>
+      <w:proofErr w:type="spellEnd"/>
+      <w:r>
+        <w:rPr>
+          <w:rFonts w:ascii="Consolas" w:hAnsi="Consolas"/>
+          <w:sz w:val="18"/>
+          <w:szCs w:val="18"/>
+          <w:highlight w:val="darkGray"/>
+        </w:rPr>
+        <w:t>(</w:t>
+      </w:r>
+      <w:proofErr w:type="spellStart"/>
+      <w:proofErr w:type="gramStart"/>
+      <w:r>
+        <w:rPr>
+          <w:rFonts w:ascii="Consolas" w:hAnsi="Consolas"/>
+          <w:sz w:val="18"/>
+          <w:szCs w:val="18"/>
+          <w:highlight w:val="darkGray"/>
+        </w:rPr>
         <w:t>self._names</w:t>
       </w:r>
       <w:proofErr w:type="spellEnd"/>
@@ -12018,9 +12064,20 @@
           <w:szCs w:val="18"/>
           <w:highlight w:val="darkGray"/>
         </w:rPr>
-        <w:t>(query, self._</w:t>
+        <w:t xml:space="preserve">(query, </w:t>
+      </w:r>
+      <w:proofErr w:type="gramStart"/>
+      <w:r>
+        <w:rPr>
+          <w:rFonts w:ascii="Consolas" w:hAnsi="Consolas"/>
+          <w:sz w:val="18"/>
+          <w:szCs w:val="18"/>
+          <w:highlight w:val="darkGray"/>
+        </w:rPr>
+        <w:t>self._</w:t>
       </w:r>
       <w:proofErr w:type="spellStart"/>
+      <w:proofErr w:type="gramEnd"/>
       <w:r>
         <w:rPr>
           <w:rFonts w:ascii="Consolas" w:hAnsi="Consolas"/>
@@ -12179,10 +12236,10 @@
       </w:r>
     </w:p>
     <w:sectPr>
-      <w:headerReference w:type="even" r:id="rId8"/>
-      <w:headerReference w:type="default" r:id="rId9"/>
-      <w:footerReference w:type="default" r:id="rId10"/>
-      <w:headerReference w:type="first" r:id="rId11"/>
+      <w:headerReference w:type="even" r:id="rId10"/>
+      <w:headerReference w:type="default" r:id="rId11"/>
+      <w:footerReference w:type="default" r:id="rId12"/>
+      <w:headerReference w:type="first" r:id="rId13"/>
       <w:pgSz w:w="12240" w:h="15840"/>
       <w:pgMar w:top="1440" w:right="567" w:bottom="1440" w:left="567" w:header="57" w:footer="170" w:gutter="0"/>
       <w:pgNumType w:start="1"/>
@@ -14291,6 +14348,7 @@
   <w:style w:type="character" w:default="1" w:styleId="DefaultParagraphFont">
     <w:name w:val="Default Paragraph Font"/>
     <w:uiPriority w:val="1"/>
+    <w:semiHidden/>
     <w:unhideWhenUsed/>
   </w:style>
   <w:style w:type="table" w:default="1" w:styleId="TableNormal">
@@ -14510,6 +14568,18 @@
       <w:sz w:val="24"/>
       <w:szCs w:val="24"/>
       <w:lang w:eastAsia="en-US"/>
+    </w:rPr>
+  </w:style>
+  <w:style w:type="character" w:styleId="UnresolvedMention">
+    <w:name w:val="Unresolved Mention"/>
+    <w:basedOn w:val="DefaultParagraphFont"/>
+    <w:uiPriority w:val="99"/>
+    <w:semiHidden/>
+    <w:unhideWhenUsed/>
+    <w:rsid w:val="001B0DAC"/>
+    <w:rPr>
+      <w:color w:val="605E5C"/>
+      <w:shd w:val="clear" w:color="auto" w:fill="E1DFDD"/>
     </w:rPr>
   </w:style>
 </w:styles>
